--- a/Free-Quarry/Ultras/Psalm-121-Ultra-The-Watchmans-Psalm.docx
+++ b/Free-Quarry/Ultras/Psalm-121-Ultra-The-Watchmans-Psalm.docx
@@ -2686,7 +2686,7 @@
           <w:i w:val="0"/>
           <w:sz w:val="20"/>
         </w:rPr>
-        <w:t>And the correction produces the experiment’S best result so far, which is why it is worth printing rather than merely fixing. The round-trip asks whether the English bloom, carried back into Hebrew by a hand that cannot see the source, lands near the original. At this word it now lands on it — מֵעִם for מֵעִם, exactly. The first cutting’s "from" could not have; "from-with" does. A recovery that round-trips to the source word is a stronger result than one that merely reads well.</w:t>
+        <w:t>And the correction produces the experiment’s best result so far, which is why it is worth printing rather than merely fixing. The round-trip asks whether the English bloom, carried back into Hebrew by a hand that cannot see the source, lands near the original. At this word it now lands on it — מֵעִם for מֵעִם, exactly. The first cutting’s "from" could not have; "from-with" does. A recovery that round-trips to the source word is a stronger result than one that merely reads well.</w:t>
       </w:r>
     </w:p>
     <w:p>
@@ -2742,7 +2742,7 @@
           <w:i w:val="0"/>
           <w:sz w:val="20"/>
         </w:rPr>
-        <w:t>Fourth cutting, 6 September 2026 — Not A change to the text but A refusal of A result, printed here because the third cutting scored one and the score does not hold. The claim was that restoring מֵעִם to the round-trip produced the experiment’s best agreement yet. It is not an agreement. It is A mirror. “From-with” is not a neutral English rendering that happened to carry the compound home; it is a construction built for this stone for the sole purpose of encoding מֵעִם, declared as such in the second cutting and hyphenated precisely so the two prepositions stay visible. A hand carrying that English back into Hebrew cannot arrive anywhere else. The round-trip did not recover the reading — the reading was handed to it.</w:t>
+        <w:t>Fourth cutting, 6 September 2026 — Not a change to the text but a refusal of a result, printed here because the third cutting scored one and the score does not hold. The claim was that restoring מֵעִם to the round-trip produced the experiment’s best agreement yet. It is not an agreement. It is a mirror. “From-with” is not a neutral English rendering that happened to carry the compound home; it is a construction built for this stone for the sole purpose of encoding מֵעִם, declared as such in the second cutting and hyphenated precisely so the two prepositions stay visible. A hand carrying that English back into Hebrew cannot arrive anywhere else. The round-trip did not recover the reading — the reading was handed to it.</w:t>
       </w:r>
     </w:p>
     <w:p>
@@ -2869,6 +2869,104 @@
           <w:sz w:val="20"/>
         </w:rPr>
         <w:t>Cut by the Thirteenth Runner. Bloomed by the Cartographer, 7 July 2026. The stone stays open.</w:t>
+      </w:r>
+    </w:p>
+    <w:p>
+      <w:pPr>
+        <w:keepLines/>
+        <w:jc w:val="center"/>
+      </w:pPr>
+      <w:r>
+        <w:rPr>
+          <w:b w:val="0"/>
+          <w:i w:val="0"/>
+          <w:sz w:val="20"/>
+        </w:rPr>
+        <w:t xml:space="preserve">Eighth cutting, 3 October 2026 — the copula at verse 5 kept, the ruling printed, and two slips in the notes put right.</w:t>
+      </w:r>
+    </w:p>
+    <w:p>
+      <w:pPr>
+        <w:keepLines/>
+        <w:jc w:val="center"/>
+      </w:pPr>
+      <w:r>
+        <w:rPr>
+          <w:b w:val="0"/>
+          <w:i w:val="0"/>
+          <w:sz w:val="20"/>
+        </w:rPr>
+        <w:t xml:space="preserve">Since the second cutting, two lines have sat side by side on this stone: “My help — from-with YHWH” at verse 2, with its copula removed, and “YHWH is your Keeper” at verse 5, with its copula kept. The pairing was flagged for a deliberate ruling rather than an inheritance. This is the ruling: the copula at verse 5 stays.</w:t>
+      </w:r>
+    </w:p>
+    <w:p>
+      <w:pPr>
+        <w:keepLines/>
+        <w:jc w:val="center"/>
+      </w:pPr>
+      <w:r>
+        <w:rPr>
+          <w:b w:val="0"/>
+          <w:i w:val="0"/>
+          <w:sz w:val="20"/>
+        </w:rPr>
+        <w:t xml:space="preserve">The reason is the second cutting’s own. Verse 2 lost its “is” because that clause is elliptical, not verbless: its missing verb is the yavo of verse 1, a verb of motion, and “is” had supplied a verb of state in its place. Verse 5 has no gapped verb to recover. YHWH shomrekha, YHWH tsillekha is a true verbless clause, two identity statements made by juxtaposition, with the atnach dividing them at shomrekha. Hebrew predicates by setting the name beside the noun; English needs “is” to do the same work. The logic that took the copula out of verse 2 is the logic that keeps it in verse 5.</w:t>
+      </w:r>
+    </w:p>
+    <w:p>
+      <w:pPr>
+        <w:keepLines/>
+        <w:jc w:val="center"/>
+      </w:pPr>
+      <w:r>
+        <w:rPr>
+          <w:b w:val="0"/>
+          <w:i w:val="0"/>
+          <w:sz w:val="20"/>
+        </w:rPr>
+        <w:t xml:space="preserve">Refusals printed. “YHWH, your Keeper” declined: without the copula the line reads as a title, where the verse makes a claim — the psalm’s answer to its own opening question, standing at its centre. A colon, “YHWH: your Keeper”, after the Proverbs 4:23 tablet’s handling of a verbless clause, considered and declined for the same reason.</w:t>
+      </w:r>
+    </w:p>
+    <w:p>
+      <w:pPr>
+        <w:keepLines/>
+        <w:jc w:val="center"/>
+      </w:pPr>
+      <w:r>
+        <w:rPr>
+          <w:b w:val="0"/>
+          <w:i w:val="0"/>
+          <w:sz w:val="20"/>
+        </w:rPr>
+        <w:t xml:space="preserve">Two slips corrected in the chisel notes, both left behind by the fifth cutting’s de-shouting: “experiment’s” in the third cutting, which had kept a capital after its apostrophe, and four stray capitals in the fourth cutting — “not a change to the text but a refusal of a result”, and “a mirror”. Gated as the seventh cutting was gated: each corrected paragraph is identical to its predecessor once lowercased, so case is the only thing that changed.</w:t>
+      </w:r>
+    </w:p>
+    <w:p>
+      <w:pPr>
+        <w:keepLines/>
+        <w:jc w:val="center"/>
+      </w:pPr>
+      <w:r>
+        <w:rPr>
+          <w:b w:val="0"/>
+          <w:i w:val="0"/>
+          <w:sz w:val="20"/>
+        </w:rPr>
+        <w:t xml:space="preserve">Nothing else moves. The source panels, the round-trip, the mem envelope and the seventh cutting’s capitals stand as they were. With this ruling the docket opened on 6 September closes; the whole psalm is to be read aloud with the copula in place, and if the line stumbles after the dash at verse 2, it reopens.</w:t>
+      </w:r>
+    </w:p>
+    <w:p>
+      <w:pPr>
+        <w:keepLines/>
+        <w:jc w:val="center"/>
+      </w:pPr>
+      <w:r>
+        <w:rPr>
+          <w:b w:val="0"/>
+          <w:i w:val="0"/>
+          <w:sz w:val="20"/>
+        </w:rPr>
+        <w:t xml:space="preserve">Ruled by Joe. Cut in the Free Quarry by Opus 5.5. Bloomed by the Cartographer, 7 July 2026. The stone stays open.</w:t>
       </w:r>
     </w:p>
     <w:p>

--- a/Free-Quarry/Ultras/Psalm-121-Ultra-The-Watchmans-Psalm.docx
+++ b/Free-Quarry/Ultras/Psalm-121-Ultra-The-Watchmans-Psalm.docx
@@ -876,7 +876,7 @@
           <w:i w:val="0"/>
           <w:sz w:val="22"/>
         </w:rPr>
-        <w:t>YHWH is your Keeper;</w:t>
+        <w:t>YHWH — your Keeper;</w:t>
       </w:r>
     </w:p>
     <w:p>
@@ -891,7 +891,7 @@
           <w:i w:val="0"/>
           <w:sz w:val="22"/>
         </w:rPr>
-        <w:t>YHWH is your Shade upon your right hand.</w:t>
+        <w:t>YHWH — your Shade upon your right hand.</w:t>
       </w:r>
     </w:p>
     <w:p>
@@ -2023,7 +2023,7 @@
           <w:i w:val="0"/>
           <w:sz w:val="24"/>
         </w:rPr>
-        <w:t>YHWH is your Keeper;</w:t>
+        <w:t>YHWH — your Keeper;</w:t>
       </w:r>
     </w:p>
     <w:p>
@@ -2039,7 +2039,7 @@
           <w:i w:val="0"/>
           <w:sz w:val="24"/>
         </w:rPr>
-        <w:t>YHWH is your Shade upon your right hand.</w:t>
+        <w:t>YHWH — your Shade upon your right hand.</w:t>
       </w:r>
     </w:p>
     <w:p>
@@ -2967,6 +2967,90 @@
           <w:sz w:val="20"/>
         </w:rPr>
         <w:t xml:space="preserve">Ruled by Joe. Cut in the Free Quarry by Opus 5.5. Bloomed by the Cartographer, 7 July 2026. The stone stays open.</w:t>
+      </w:r>
+    </w:p>
+    <w:p>
+      <w:pPr>
+        <w:keepLines/>
+        <w:jc w:val="center"/>
+      </w:pPr>
+      <w:r>
+        <w:rPr>
+          <w:b w:val="0"/>
+          <w:i w:val="0"/>
+          <w:sz w:val="20"/>
+        </w:rPr>
+        <w:t xml:space="preserve">Ninth cutting, 4 October 2026 — the eighth cutting reversed: verse 5 made verbless, as the house specification requires.</w:t>
+      </w:r>
+    </w:p>
+    <w:p>
+      <w:pPr>
+        <w:keepLines/>
+        <w:jc w:val="center"/>
+      </w:pPr>
+      <w:r>
+        <w:rPr>
+          <w:b w:val="0"/>
+          <w:i w:val="0"/>
+          <w:sz w:val="20"/>
+        </w:rPr>
+        <w:t xml:space="preserve">The eighth cutting kept the copula at verse 5, on the argument that a verbless clause needs “is” in English to make its claim. That ruling was made without the house specification in view, and the specification rules the other way. Section 3.6 of the Ultra Production Specification, confirmed by the house on 25 September 2026: no verb anywhere in the verse means the verblessness is the theology and is kept; a verb present elsewhere makes a verbless clause ordinary nominal idiom and the copula is supplied; what matters is predication, not the presence of a verb tag — a substantival participle predicates nothing.</w:t>
+      </w:r>
+    </w:p>
+    <w:p>
+      <w:pPr>
+        <w:keepLines/>
+        <w:jc w:val="center"/>
+      </w:pPr>
+      <w:r>
+        <w:rPr>
+          <w:b w:val="0"/>
+          <w:i w:val="0"/>
+          <w:sz w:val="20"/>
+        </w:rPr>
+        <w:t xml:space="preserve">Verse 5 has no verb anywhere. Shomrekha is a participle standing as a noun, “your Keeper”, and by the specification’s last clause it predicates nothing; tsillekha is a noun. Both halves are verbless, so both copulas go, not one: “YHWH — your Keeper; YHWH — your Shade upon your right hand.” The dash is verse 2’s, so the two verbless lines on the stone now read alike, and the tension the second cutting left between them is settled in the specification’s direction.</w:t>
+      </w:r>
+    </w:p>
+    <w:p>
+      <w:pPr>
+        <w:keepLines/>
+        <w:jc w:val="center"/>
+      </w:pPr>
+      <w:r>
+        <w:rPr>
+          <w:b w:val="0"/>
+          <w:i w:val="0"/>
+          <w:sz w:val="20"/>
+        </w:rPr>
+        <w:t xml:space="preserve">The eighth cutting’s refusals are withdrawn with its ruling: the objection that a verbless line reads as a title is the objection the specification weighed and set aside. Its two corrections to the chisel notes stand. The fault was the cutting hand’s, which ruled on the stone without consulting the house rule; the specification was right before the eighth cutting and remains so.</w:t>
+      </w:r>
+    </w:p>
+    <w:p>
+      <w:pPr>
+        <w:keepLines/>
+        <w:jc w:val="center"/>
+      </w:pPr>
+      <w:r>
+        <w:rPr>
+          <w:b w:val="0"/>
+          <w:i w:val="0"/>
+          <w:sz w:val="20"/>
+        </w:rPr>
+        <w:t xml:space="preserve">Nothing else moves. The source panels, the round-trip and the mem envelope are untouched, and the Hebrew is identical character for character. The whole psalm is to be read aloud with verse 5 verbless.</w:t>
+      </w:r>
+    </w:p>
+    <w:p>
+      <w:pPr>
+        <w:keepLines/>
+        <w:jc w:val="center"/>
+      </w:pPr>
+      <w:r>
+        <w:rPr>
+          <w:b w:val="0"/>
+          <w:i w:val="0"/>
+          <w:sz w:val="20"/>
+        </w:rPr>
+        <w:t xml:space="preserve">Ruled by Joe on the house specification. Cut in the Free Quarry by Opus 5.5. Bloomed by the Cartographer, 7 July 2026. The stone stays open.</w:t>
       </w:r>
     </w:p>
     <w:p>

--- a/Free-Quarry/Ultras/Psalm-121-Ultra-The-Watchmans-Psalm.docx
+++ b/Free-Quarry/Ultras/Psalm-121-Ultra-The-Watchmans-Psalm.docx
@@ -1176,7 +1176,7 @@
           <w:i w:val="0"/>
           <w:sz w:val="22"/>
         </w:rPr>
-        <w:t>from this time — and unto olam,</w:t>
+        <w:t>from now — and unto olam,</w:t>
       </w:r>
     </w:p>
     <w:p>
@@ -2141,7 +2141,7 @@
           <w:i w:val="0"/>
           <w:sz w:val="24"/>
         </w:rPr>
-        <w:t>from this time — and unto olam.</w:t>
+        <w:t>from now — and unto olam.</w:t>
       </w:r>
     </w:p>
     <w:p>
@@ -3051,6 +3051,76 @@
           <w:sz w:val="20"/>
         </w:rPr>
         <w:t xml:space="preserve">Ruled by Joe on the house specification. Cut in the Free Quarry by Opus 5.5. Bloomed by the Cartographer, 7 July 2026. The stone stays open.</w:t>
+      </w:r>
+    </w:p>
+    <w:p>
+      <w:pPr>
+        <w:keepLines/>
+        <w:jc w:val="center"/>
+      </w:pPr>
+      <w:r>
+        <w:rPr>
+          <w:b w:val="0"/>
+          <w:i w:val="0"/>
+          <w:sz w:val="20"/>
+        </w:rPr>
+        <w:t>Tenth cutting, 12 October 2026 — the closing phrase of verse 8 reads “from now”, at both sites.</w:t>
+      </w:r>
+    </w:p>
+    <w:p>
+      <w:pPr>
+        <w:keepLines/>
+        <w:jc w:val="center"/>
+      </w:pPr>
+      <w:r>
+        <w:rPr>
+          <w:b w:val="0"/>
+          <w:i w:val="0"/>
+          <w:sz w:val="20"/>
+        </w:rPr>
+        <w:t>The verse ends me’atah ve-ad-olam, and the first cutting rendered its first word “from this time”. Me’atah is a single word, the preposition min on atah, now, and one English word answers it. The stone’s own source recovery and its recovery already read “from now”, so the face was the only place still saying otherwise; and the Psalm 131 stone, sealed on 12 October 2026, closes on the same phrase and renders it “from now and unto olam”. Joe ruled “from now” the better of the two, and the more emphatic.</w:t>
+      </w:r>
+    </w:p>
+    <w:p>
+      <w:pPr>
+        <w:keepLines/>
+        <w:jc w:val="center"/>
+      </w:pPr>
+      <w:r>
+        <w:rPr>
+          <w:b w:val="0"/>
+          <w:i w:val="0"/>
+          <w:sz w:val="20"/>
+        </w:rPr>
+        <w:t>“From this time — and unto olam” becomes “from now — and unto olam” in the per-verse bloom and in the assembled psalm. The dash stays, as the stone was built. The round-trip was re-checked in the same pass, as the standing rule requires: its verse 8 already carries me’atah, so it stands as it is.</w:t>
+      </w:r>
+    </w:p>
+    <w:p>
+      <w:pPr>
+        <w:keepLines/>
+        <w:jc w:val="center"/>
+      </w:pPr>
+      <w:r>
+        <w:rPr>
+          <w:b w:val="0"/>
+          <w:i w:val="0"/>
+          <w:sz w:val="20"/>
+        </w:rPr>
+        <w:t>Nothing else moves. The source panels, the round-trip and the mem envelope are untouched, and the Hebrew is identical character for character.</w:t>
+      </w:r>
+    </w:p>
+    <w:p>
+      <w:pPr>
+        <w:keepLines/>
+        <w:jc w:val="center"/>
+      </w:pPr>
+      <w:r>
+        <w:rPr>
+          <w:b w:val="0"/>
+          <w:i w:val="0"/>
+          <w:sz w:val="20"/>
+        </w:rPr>
+        <w:t>Ruled by Joe. Cut by the Thirteenth Runner on Opus 5.5. Bloomed by the Cartographer, 7 July 2026. The stone stays open.</w:t>
       </w:r>
     </w:p>
     <w:p>

--- a/Free-Quarry/Ultras/Psalm-121-Ultra-The-Watchmans-Psalm.docx
+++ b/Free-Quarry/Ultras/Psalm-121-Ultra-The-Watchmans-Psalm.docx
@@ -1176,7 +1176,7 @@
           <w:i w:val="0"/>
           <w:sz w:val="22"/>
         </w:rPr>
-        <w:t>from now — and unto olam,</w:t>
+        <w:t>from now — and unto olam.</w:t>
       </w:r>
     </w:p>
     <w:p>
@@ -3055,6 +3055,7 @@
     </w:p>
     <w:p>
       <w:pPr>
+        <w:keepNext/>
         <w:keepLines/>
         <w:jc w:val="center"/>
       </w:pPr>
@@ -3078,7 +3079,7 @@
           <w:i w:val="0"/>
           <w:sz w:val="20"/>
         </w:rPr>
-        <w:t>The verse ends me’atah ve-ad-olam, and the first cutting rendered its first word “from this time”. Me’atah is a single word, the preposition min on atah, now, and one English word answers it. The stone’s own source recovery and its recovery already read “from now”, so the face was the only place still saying otherwise; and the Psalm 131 stone, sealed on 12 October 2026, closes on the same phrase and renders it “from now and unto olam”. Joe ruled “from now” the better of the two, and the more emphatic.</w:t>
+        <w:t>The verse ends me’atah ve-ad-olam, and the first cutting rendered its first word “from this time”. Me’atah is a single word, the preposition min on atah, now, and one English word answers atah. The stone’s own source recovery and its recovery already read “from now”, so the face was the only place still saying otherwise; and the Psalm 131 stone, sealed on 12 October 2026, closes on the same phrase and renders it “from now and unto olam”. Joe ruled “from now” the better of the two, and the more emphatic.</w:t>
       </w:r>
     </w:p>
     <w:p>
@@ -3092,7 +3093,7 @@
           <w:i w:val="0"/>
           <w:sz w:val="20"/>
         </w:rPr>
-        <w:t>“From this time — and unto olam” becomes “from now — and unto olam” in the per-verse bloom and in the assembled psalm. The dash stays, as the stone was built. The round-trip was re-checked in the same pass, as the standing rule requires: its verse 8 already carries me’atah, so it stands as it is.</w:t>
+        <w:t>“From this time — and unto olam” becomes “from now — and unto olam” in the per-verse bloom and in the assembled psalm. The dash stays, as the stone was built, and the accents back it: me’atah carries the revia mugrash, the main pause before the silluq, so the dash marks the pause the Hebrew makes. The per-verse line now closes on a full stop, as the other entries and the assembled psalm close; its comma was older than this cutting. The round-trip was re-checked in the same pass, as the standing rule requires: its verse 8 already carries me’atah, so it stands as it is.</w:t>
       </w:r>
     </w:p>
     <w:p>

--- a/Free-Quarry/Ultras/Psalm-121-Ultra-The-Watchmans-Psalm.docx
+++ b/Free-Quarry/Ultras/Psalm-121-Ultra-The-Watchmans-Psalm.docx
@@ -2537,6 +2537,7 @@
     </w:p>
     <w:p>
       <w:pPr>
+        <w:keepNext/>
         <w:keepLines/>
         <w:jc w:val="center"/>
       </w:pPr>
@@ -2803,6 +2804,7 @@
     </w:p>
     <w:p>
       <w:pPr>
+        <w:keepNext/>
         <w:keepLines/>
         <w:jc w:val="center"/>
       </w:pPr>
@@ -2873,6 +2875,7 @@
     </w:p>
     <w:p>
       <w:pPr>
+        <w:keepNext/>
         <w:keepLines/>
         <w:jc w:val="center"/>
       </w:pPr>
@@ -2971,6 +2974,7 @@
     </w:p>
     <w:p>
       <w:pPr>
+        <w:keepNext/>
         <w:keepLines/>
         <w:jc w:val="center"/>
       </w:pPr>
